--- a/client/public/Templates/Barangay Business Clearance.docx
+++ b/client/public/Templates/Barangay Business Clearance.docx
@@ -49,48 +49,68 @@
       <w:r>
         <w:t>BUSINESS NAME</w:t>
       </w:r>
+      <w:proofErr w:type="gramStart"/>
       <w:r>
         <w:tab/>
         <w:t>:</w:t>
       </w:r>
       <w:r>
-        <w:t>{Name of the business}</w:t>
+        <w:t>{</w:t>
+      </w:r>
+      <w:proofErr w:type="gramEnd"/>
+      <w:r>
+        <w:t>Name of the business}</w:t>
       </w:r>
     </w:p>
     <w:p>
       <w:r>
         <w:t>NAME OF OWNER</w:t>
       </w:r>
+      <w:proofErr w:type="gramStart"/>
       <w:r>
         <w:tab/>
         <w:t>:</w:t>
       </w:r>
       <w:r>
-        <w:t>{Name of the owner}</w:t>
+        <w:t>{</w:t>
+      </w:r>
+      <w:proofErr w:type="gramEnd"/>
+      <w:r>
+        <w:t>Name of the owner}</w:t>
       </w:r>
     </w:p>
     <w:p>
       <w:r>
         <w:t>BUSINESS ADDRESS</w:t>
       </w:r>
+      <w:proofErr w:type="gramStart"/>
       <w:r>
         <w:tab/>
         <w:t>:</w:t>
       </w:r>
       <w:r>
-        <w:t>{address of the business}</w:t>
+        <w:t>{</w:t>
+      </w:r>
+      <w:proofErr w:type="gramEnd"/>
+      <w:r>
+        <w:t>address of the business}</w:t>
       </w:r>
     </w:p>
     <w:p>
       <w:r>
         <w:t>NATURE OF BUSINESS</w:t>
       </w:r>
+      <w:proofErr w:type="gramStart"/>
       <w:r>
         <w:tab/>
         <w:t>:</w:t>
       </w:r>
       <w:r>
-        <w:t>{Nature of the business}</w:t>
+        <w:t>{</w:t>
+      </w:r>
+      <w:proofErr w:type="gramEnd"/>
+      <w:r>
+        <w:t>Nature of the business}</w:t>
       </w:r>
     </w:p>
     <w:p/>
@@ -98,34 +118,63 @@
       <w:r>
         <w:t>AMOUNT</w:t>
       </w:r>
+      <w:proofErr w:type="gramStart"/>
       <w:r>
         <w:tab/>
         <w:t>:</w:t>
       </w:r>
       <w:r>
-        <w:t>{amount}</w:t>
+        <w:t>{</w:t>
+      </w:r>
+      <w:proofErr w:type="gramEnd"/>
+      <w:r>
+        <w:t>amount}</w:t>
       </w:r>
       <w:r>
         <w:br/>
         <w:t>ISSUED BY</w:t>
       </w:r>
+      <w:proofErr w:type="gramStart"/>
       <w:r>
         <w:tab/>
         <w:t>:</w:t>
       </w:r>
       <w:r>
-        <w:t>{Staff}</w:t>
+        <w:t>{</w:t>
+      </w:r>
+      <w:proofErr w:type="gramEnd"/>
+      <w:r>
+        <w:t>Staff}</w:t>
       </w:r>
       <w:r>
         <w:br/>
         <w:t>DATA ISSUED</w:t>
       </w:r>
+      <w:proofErr w:type="gramStart"/>
       <w:r>
         <w:tab/>
         <w:t>:</w:t>
       </w:r>
       <w:r>
-        <w:t>{date}</w:t>
+        <w:t>{</w:t>
+      </w:r>
+      <w:proofErr w:type="gramEnd"/>
+      <w:r>
+        <w:t>date}</w:t>
+      </w:r>
+    </w:p>
+    <w:p>
+      <w:r>
+        <w:br/>
+        <w:t>{</w:t>
+      </w:r>
+      <w:proofErr w:type="spellStart"/>
+      <w:r>
+        <w:t>qr</w:t>
+      </w:r>
+      <w:proofErr w:type="spellEnd"/>
+      <w:r>
+        <w:t>}</w:t>
       </w:r>
     </w:p>
     <w:p/>
@@ -139,14 +188,8 @@
     <w:p/>
     <w:p/>
     <w:p/>
-    <w:p/>
     <w:sectPr>
-      <w:headerReference w:type="even" r:id="rId6"/>
-      <w:headerReference w:type="default" r:id="rId7"/>
-      <w:footerReference w:type="even" r:id="rId8"/>
-      <w:footerReference w:type="default" r:id="rId9"/>
-      <w:headerReference w:type="first" r:id="rId10"/>
-      <w:footerReference w:type="first" r:id="rId11"/>
+      <w:headerReference w:type="default" r:id="rId6"/>
       <w:pgSz w:w="12240" w:h="15840"/>
       <w:pgMar w:top="1440" w:right="1440" w:bottom="1440" w:left="1440" w:header="720" w:footer="720" w:gutter="0"/>
       <w:cols w:space="720"/>
@@ -181,36 +224,6 @@
 </w:endnotes>
 </file>
 
-<file path=word/footer1.xml><?xml version="1.0" encoding="utf-8"?>
-<w:ftr xmlns:wpc="http://schemas.microsoft.com/office/word/2010/wordprocessingCanvas" xmlns:cx="http://schemas.microsoft.com/office/drawing/2014/chartex" xmlns:cx1="http://schemas.microsoft.com/office/drawing/2015/9/8/chartex" xmlns:cx2="http://schemas.microsoft.com/office/drawing/2015/10/21/chartex" xmlns:cx3="http://schemas.microsoft.com/office/drawing/2016/5/9/chartex" xmlns:cx4="http://schemas.microsoft.com/office/drawing/2016/5/10/chartex" xmlns:cx5="http://schemas.microsoft.com/office/drawing/2016/5/11/chartex" xmlns:cx6="http://schemas.microsoft.com/office/drawing/2016/5/12/chartex" xmlns:cx7="http://schemas.microsoft.com/office/drawing/2016/5/13/chartex" xmlns:cx8="http://schemas.microsoft.com/office/drawing/2016/5/14/chartex" xmlns:mc="http://schemas.openxmlformats.org/markup-compatibility/2006" xmlns:aink="http://schemas.microsoft.com/office/drawing/2016/ink" xmlns:am3d="http://schemas.microsoft.com/office/drawing/2017/model3d" xmlns:o="urn:schemas-microsoft-com:office:office" xmlns:oel="http://schemas.microsoft.com/office/2019/extlst" xmlns:r="http://schemas.openxmlformats.org/officeDocument/2006/relationships" xmlns:m="http://schemas.openxmlformats.org/officeDocument/2006/math" xmlns:v="urn:schemas-microsoft-com:vml" xmlns:wp14="http://schemas.microsoft.com/office/word/2010/wordprocessingDrawing" xmlns:wp="http://schemas.openxmlformats.org/drawingml/2006/wordprocessingDrawing" xmlns:w10="urn:schemas-microsoft-com:office:word" xmlns:w="http://schemas.openxmlformats.org/wordprocessingml/2006/main" xmlns:w14="http://schemas.microsoft.com/office/word/2010/wordml" xmlns:w15="http://schemas.microsoft.com/office/word/2012/wordml" xmlns:w16cex="http://schemas.microsoft.com/office/word/2018/wordml/cex" xmlns:w16cid="http://schemas.microsoft.com/office/word/2016/wordml/cid" xmlns:w16="http://schemas.microsoft.com/office/word/2018/wordml" xmlns:w16du="http://schemas.microsoft.com/office/word/2023/wordml/word16du" xmlns:w16sdtdh="http://schemas.microsoft.com/office/word/2020/wordml/sdtdatahash" xmlns:w16sdtfl="http://schemas.microsoft.com/office/word/2024/wordml/sdtformatlock" xmlns:w16se="http://schemas.microsoft.com/office/word/2015/wordml/symex" xmlns:wpg="http://schemas.microsoft.com/office/word/2010/wordprocessingGroup" xmlns:wpi="http://schemas.microsoft.com/office/word/2010/wordprocessingInk" xmlns:wne="http://schemas.microsoft.com/office/word/2006/wordml" xmlns:wps="http://schemas.microsoft.com/office/word/2010/wordprocessingShape" mc:Ignorable="w14 w15 w16se w16cid w16 w16cex w16sdtdh w16sdtfl w16du wp14">
-  <w:p>
-    <w:pPr>
-      <w:pStyle w:val="Footer"/>
-    </w:pPr>
-  </w:p>
-</w:ftr>
-</file>
-
-<file path=word/footer2.xml><?xml version="1.0" encoding="utf-8"?>
-<w:ftr xmlns:wpc="http://schemas.microsoft.com/office/word/2010/wordprocessingCanvas" xmlns:cx="http://schemas.microsoft.com/office/drawing/2014/chartex" xmlns:cx1="http://schemas.microsoft.com/office/drawing/2015/9/8/chartex" xmlns:cx2="http://schemas.microsoft.com/office/drawing/2015/10/21/chartex" xmlns:cx3="http://schemas.microsoft.com/office/drawing/2016/5/9/chartex" xmlns:cx4="http://schemas.microsoft.com/office/drawing/2016/5/10/chartex" xmlns:cx5="http://schemas.microsoft.com/office/drawing/2016/5/11/chartex" xmlns:cx6="http://schemas.microsoft.com/office/drawing/2016/5/12/chartex" xmlns:cx7="http://schemas.microsoft.com/office/drawing/2016/5/13/chartex" xmlns:cx8="http://schemas.microsoft.com/office/drawing/2016/5/14/chartex" xmlns:mc="http://schemas.openxmlformats.org/markup-compatibility/2006" xmlns:aink="http://schemas.microsoft.com/office/drawing/2016/ink" xmlns:am3d="http://schemas.microsoft.com/office/drawing/2017/model3d" xmlns:o="urn:schemas-microsoft-com:office:office" xmlns:oel="http://schemas.microsoft.com/office/2019/extlst" xmlns:r="http://schemas.openxmlformats.org/officeDocument/2006/relationships" xmlns:m="http://schemas.openxmlformats.org/officeDocument/2006/math" xmlns:v="urn:schemas-microsoft-com:vml" xmlns:wp14="http://schemas.microsoft.com/office/word/2010/wordprocessingDrawing" xmlns:wp="http://schemas.openxmlformats.org/drawingml/2006/wordprocessingDrawing" xmlns:w10="urn:schemas-microsoft-com:office:word" xmlns:w="http://schemas.openxmlformats.org/wordprocessingml/2006/main" xmlns:w14="http://schemas.microsoft.com/office/word/2010/wordml" xmlns:w15="http://schemas.microsoft.com/office/word/2012/wordml" xmlns:w16cex="http://schemas.microsoft.com/office/word/2018/wordml/cex" xmlns:w16cid="http://schemas.microsoft.com/office/word/2016/wordml/cid" xmlns:w16="http://schemas.microsoft.com/office/word/2018/wordml" xmlns:w16du="http://schemas.microsoft.com/office/word/2023/wordml/word16du" xmlns:w16sdtdh="http://schemas.microsoft.com/office/word/2020/wordml/sdtdatahash" xmlns:w16sdtfl="http://schemas.microsoft.com/office/word/2024/wordml/sdtformatlock" xmlns:w16se="http://schemas.microsoft.com/office/word/2015/wordml/symex" xmlns:wpg="http://schemas.microsoft.com/office/word/2010/wordprocessingGroup" xmlns:wpi="http://schemas.microsoft.com/office/word/2010/wordprocessingInk" xmlns:wne="http://schemas.microsoft.com/office/word/2006/wordml" xmlns:wps="http://schemas.microsoft.com/office/word/2010/wordprocessingShape" mc:Ignorable="w14 w15 w16se w16cid w16 w16cex w16sdtdh w16sdtfl w16du wp14">
-  <w:p>
-    <w:pPr>
-      <w:pStyle w:val="Footer"/>
-    </w:pPr>
-  </w:p>
-</w:ftr>
-</file>
-
-<file path=word/footer3.xml><?xml version="1.0" encoding="utf-8"?>
-<w:ftr xmlns:wpc="http://schemas.microsoft.com/office/word/2010/wordprocessingCanvas" xmlns:cx="http://schemas.microsoft.com/office/drawing/2014/chartex" xmlns:cx1="http://schemas.microsoft.com/office/drawing/2015/9/8/chartex" xmlns:cx2="http://schemas.microsoft.com/office/drawing/2015/10/21/chartex" xmlns:cx3="http://schemas.microsoft.com/office/drawing/2016/5/9/chartex" xmlns:cx4="http://schemas.microsoft.com/office/drawing/2016/5/10/chartex" xmlns:cx5="http://schemas.microsoft.com/office/drawing/2016/5/11/chartex" xmlns:cx6="http://schemas.microsoft.com/office/drawing/2016/5/12/chartex" xmlns:cx7="http://schemas.microsoft.com/office/drawing/2016/5/13/chartex" xmlns:cx8="http://schemas.microsoft.com/office/drawing/2016/5/14/chartex" xmlns:mc="http://schemas.openxmlformats.org/markup-compatibility/2006" xmlns:aink="http://schemas.microsoft.com/office/drawing/2016/ink" xmlns:am3d="http://schemas.microsoft.com/office/drawing/2017/model3d" xmlns:o="urn:schemas-microsoft-com:office:office" xmlns:oel="http://schemas.microsoft.com/office/2019/extlst" xmlns:r="http://schemas.openxmlformats.org/officeDocument/2006/relationships" xmlns:m="http://schemas.openxmlformats.org/officeDocument/2006/math" xmlns:v="urn:schemas-microsoft-com:vml" xmlns:wp14="http://schemas.microsoft.com/office/word/2010/wordprocessingDrawing" xmlns:wp="http://schemas.openxmlformats.org/drawingml/2006/wordprocessingDrawing" xmlns:w10="urn:schemas-microsoft-com:office:word" xmlns:w="http://schemas.openxmlformats.org/wordprocessingml/2006/main" xmlns:w14="http://schemas.microsoft.com/office/word/2010/wordml" xmlns:w15="http://schemas.microsoft.com/office/word/2012/wordml" xmlns:w16cex="http://schemas.microsoft.com/office/word/2018/wordml/cex" xmlns:w16cid="http://schemas.microsoft.com/office/word/2016/wordml/cid" xmlns:w16="http://schemas.microsoft.com/office/word/2018/wordml" xmlns:w16du="http://schemas.microsoft.com/office/word/2023/wordml/word16du" xmlns:w16sdtdh="http://schemas.microsoft.com/office/word/2020/wordml/sdtdatahash" xmlns:w16sdtfl="http://schemas.microsoft.com/office/word/2024/wordml/sdtformatlock" xmlns:w16se="http://schemas.microsoft.com/office/word/2015/wordml/symex" xmlns:wpg="http://schemas.microsoft.com/office/word/2010/wordprocessingGroup" xmlns:wpi="http://schemas.microsoft.com/office/word/2010/wordprocessingInk" xmlns:wne="http://schemas.microsoft.com/office/word/2006/wordml" xmlns:wps="http://schemas.microsoft.com/office/word/2010/wordprocessingShape" mc:Ignorable="w14 w15 w16se w16cid w16 w16cex w16sdtdh w16sdtfl w16du wp14">
-  <w:p>
-    <w:pPr>
-      <w:pStyle w:val="Footer"/>
-    </w:pPr>
-  </w:p>
-</w:ftr>
-</file>
-
 <file path=word/footnotes.xml><?xml version="1.0" encoding="utf-8"?>
 <w:footnotes xmlns:wpc="http://schemas.microsoft.com/office/word/2010/wordprocessingCanvas" xmlns:cx="http://schemas.microsoft.com/office/drawing/2014/chartex" xmlns:cx1="http://schemas.microsoft.com/office/drawing/2015/9/8/chartex" xmlns:cx2="http://schemas.microsoft.com/office/drawing/2015/10/21/chartex" xmlns:cx3="http://schemas.microsoft.com/office/drawing/2016/5/9/chartex" xmlns:cx4="http://schemas.microsoft.com/office/drawing/2016/5/10/chartex" xmlns:cx5="http://schemas.microsoft.com/office/drawing/2016/5/11/chartex" xmlns:cx6="http://schemas.microsoft.com/office/drawing/2016/5/12/chartex" xmlns:cx7="http://schemas.microsoft.com/office/drawing/2016/5/13/chartex" xmlns:cx8="http://schemas.microsoft.com/office/drawing/2016/5/14/chartex" xmlns:mc="http://schemas.openxmlformats.org/markup-compatibility/2006" xmlns:aink="http://schemas.microsoft.com/office/drawing/2016/ink" xmlns:am3d="http://schemas.microsoft.com/office/drawing/2017/model3d" xmlns:o="urn:schemas-microsoft-com:office:office" xmlns:oel="http://schemas.microsoft.com/office/2019/extlst" xmlns:r="http://schemas.openxmlformats.org/officeDocument/2006/relationships" xmlns:m="http://schemas.openxmlformats.org/officeDocument/2006/math" xmlns:v="urn:schemas-microsoft-com:vml" xmlns:wp14="http://schemas.microsoft.com/office/word/2010/wordprocessingDrawing" xmlns:wp="http://schemas.openxmlformats.org/drawingml/2006/wordprocessingDrawing" xmlns:w10="urn:schemas-microsoft-com:office:word" xmlns:w="http://schemas.openxmlformats.org/wordprocessingml/2006/main" xmlns:w14="http://schemas.microsoft.com/office/word/2010/wordml" xmlns:w15="http://schemas.microsoft.com/office/word/2012/wordml" xmlns:w16cex="http://schemas.microsoft.com/office/word/2018/wordml/cex" xmlns:w16cid="http://schemas.microsoft.com/office/word/2016/wordml/cid" xmlns:w16="http://schemas.microsoft.com/office/word/2018/wordml" xmlns:w16du="http://schemas.microsoft.com/office/word/2023/wordml/word16du" xmlns:w16sdtdh="http://schemas.microsoft.com/office/word/2020/wordml/sdtdatahash" xmlns:w16sdtfl="http://schemas.microsoft.com/office/word/2024/wordml/sdtformatlock" xmlns:w16se="http://schemas.microsoft.com/office/word/2015/wordml/symex" xmlns:wpg="http://schemas.microsoft.com/office/word/2010/wordprocessingGroup" xmlns:wpi="http://schemas.microsoft.com/office/word/2010/wordprocessingInk" xmlns:wne="http://schemas.microsoft.com/office/word/2006/wordml" xmlns:wps="http://schemas.microsoft.com/office/word/2010/wordprocessingShape" mc:Ignorable="w14 w15 w16se w16cid w16 w16cex w16sdtdh w16sdtfl w16du wp14">
   <w:footnote w:type="separator" w:id="-1">
@@ -237,16 +250,6 @@
 </file>
 
 <file path=word/header1.xml><?xml version="1.0" encoding="utf-8"?>
-<w:hdr xmlns:wpc="http://schemas.microsoft.com/office/word/2010/wordprocessingCanvas" xmlns:cx="http://schemas.microsoft.com/office/drawing/2014/chartex" xmlns:cx1="http://schemas.microsoft.com/office/drawing/2015/9/8/chartex" xmlns:cx2="http://schemas.microsoft.com/office/drawing/2015/10/21/chartex" xmlns:cx3="http://schemas.microsoft.com/office/drawing/2016/5/9/chartex" xmlns:cx4="http://schemas.microsoft.com/office/drawing/2016/5/10/chartex" xmlns:cx5="http://schemas.microsoft.com/office/drawing/2016/5/11/chartex" xmlns:cx6="http://schemas.microsoft.com/office/drawing/2016/5/12/chartex" xmlns:cx7="http://schemas.microsoft.com/office/drawing/2016/5/13/chartex" xmlns:cx8="http://schemas.microsoft.com/office/drawing/2016/5/14/chartex" xmlns:mc="http://schemas.openxmlformats.org/markup-compatibility/2006" xmlns:aink="http://schemas.microsoft.com/office/drawing/2016/ink" xmlns:am3d="http://schemas.microsoft.com/office/drawing/2017/model3d" xmlns:o="urn:schemas-microsoft-com:office:office" xmlns:oel="http://schemas.microsoft.com/office/2019/extlst" xmlns:r="http://schemas.openxmlformats.org/officeDocument/2006/relationships" xmlns:m="http://schemas.openxmlformats.org/officeDocument/2006/math" xmlns:v="urn:schemas-microsoft-com:vml" xmlns:wp14="http://schemas.microsoft.com/office/word/2010/wordprocessingDrawing" xmlns:wp="http://schemas.openxmlformats.org/drawingml/2006/wordprocessingDrawing" xmlns:w10="urn:schemas-microsoft-com:office:word" xmlns:w="http://schemas.openxmlformats.org/wordprocessingml/2006/main" xmlns:w14="http://schemas.microsoft.com/office/word/2010/wordml" xmlns:w15="http://schemas.microsoft.com/office/word/2012/wordml" xmlns:w16cex="http://schemas.microsoft.com/office/word/2018/wordml/cex" xmlns:w16cid="http://schemas.microsoft.com/office/word/2016/wordml/cid" xmlns:w16="http://schemas.microsoft.com/office/word/2018/wordml" xmlns:w16du="http://schemas.microsoft.com/office/word/2023/wordml/word16du" xmlns:w16sdtdh="http://schemas.microsoft.com/office/word/2020/wordml/sdtdatahash" xmlns:w16sdtfl="http://schemas.microsoft.com/office/word/2024/wordml/sdtformatlock" xmlns:w16se="http://schemas.microsoft.com/office/word/2015/wordml/symex" xmlns:wpg="http://schemas.microsoft.com/office/word/2010/wordprocessingGroup" xmlns:wpi="http://schemas.microsoft.com/office/word/2010/wordprocessingInk" xmlns:wne="http://schemas.microsoft.com/office/word/2006/wordml" xmlns:wps="http://schemas.microsoft.com/office/word/2010/wordprocessingShape" mc:Ignorable="w14 w15 w16se w16cid w16 w16cex w16sdtdh w16sdtfl w16du wp14">
-  <w:p>
-    <w:pPr>
-      <w:pStyle w:val="Header"/>
-    </w:pPr>
-  </w:p>
-</w:hdr>
-</file>
-
-<file path=word/header2.xml><?xml version="1.0" encoding="utf-8"?>
 <w:hdr xmlns:wpc="http://schemas.microsoft.com/office/word/2010/wordprocessingCanvas" xmlns:cx="http://schemas.microsoft.com/office/drawing/2014/chartex" xmlns:cx1="http://schemas.microsoft.com/office/drawing/2015/9/8/chartex" xmlns:cx2="http://schemas.microsoft.com/office/drawing/2015/10/21/chartex" xmlns:cx3="http://schemas.microsoft.com/office/drawing/2016/5/9/chartex" xmlns:cx4="http://schemas.microsoft.com/office/drawing/2016/5/10/chartex" xmlns:cx5="http://schemas.microsoft.com/office/drawing/2016/5/11/chartex" xmlns:cx6="http://schemas.microsoft.com/office/drawing/2016/5/12/chartex" xmlns:cx7="http://schemas.microsoft.com/office/drawing/2016/5/13/chartex" xmlns:cx8="http://schemas.microsoft.com/office/drawing/2016/5/14/chartex" xmlns:mc="http://schemas.openxmlformats.org/markup-compatibility/2006" xmlns:aink="http://schemas.microsoft.com/office/drawing/2016/ink" xmlns:am3d="http://schemas.microsoft.com/office/drawing/2017/model3d" xmlns:o="urn:schemas-microsoft-com:office:office" xmlns:oel="http://schemas.microsoft.com/office/2019/extlst" xmlns:r="http://schemas.openxmlformats.org/officeDocument/2006/relationships" xmlns:m="http://schemas.openxmlformats.org/officeDocument/2006/math" xmlns:v="urn:schemas-microsoft-com:vml" xmlns:wp14="http://schemas.microsoft.com/office/word/2010/wordprocessingDrawing" xmlns:wp="http://schemas.openxmlformats.org/drawingml/2006/wordprocessingDrawing" xmlns:w10="urn:schemas-microsoft-com:office:word" xmlns:w="http://schemas.openxmlformats.org/wordprocessingml/2006/main" xmlns:w14="http://schemas.microsoft.com/office/word/2010/wordml" xmlns:w15="http://schemas.microsoft.com/office/word/2012/wordml" xmlns:w16cex="http://schemas.microsoft.com/office/word/2018/wordml/cex" xmlns:w16cid="http://schemas.microsoft.com/office/word/2016/wordml/cid" xmlns:w16="http://schemas.microsoft.com/office/word/2018/wordml" xmlns:w16du="http://schemas.microsoft.com/office/word/2023/wordml/word16du" xmlns:w16sdtdh="http://schemas.microsoft.com/office/word/2020/wordml/sdtdatahash" xmlns:w16sdtfl="http://schemas.microsoft.com/office/word/2024/wordml/sdtformatlock" xmlns:w16se="http://schemas.microsoft.com/office/word/2015/wordml/symex" xmlns:wpg="http://schemas.microsoft.com/office/word/2010/wordprocessingGroup" xmlns:wpi="http://schemas.microsoft.com/office/word/2010/wordprocessingInk" xmlns:wne="http://schemas.microsoft.com/office/word/2006/wordml" xmlns:wps="http://schemas.microsoft.com/office/word/2010/wordprocessingShape" mc:Ignorable="w14 w15 w16se w16cid w16 w16cex w16sdtdh w16sdtfl w16du wp14">
   <w:p>
     <w:pPr>
@@ -326,7 +329,10 @@
       </w:pict>
     </w:r>
     <w:r>
-      <w:t>Republic of the Phillipines</w:t>
+      <w:t xml:space="preserve">Republic of the </w:t>
+    </w:r>
+    <w:r>
+      <w:t>Philippines</w:t>
     </w:r>
     <w:r>
       <w:br/>
@@ -346,7 +352,19 @@
       <w:rPr>
         <w:b/>
       </w:rPr>
-      <w:t>Barangay Parain</w:t>
+      <w:t>Barangay Par</w:t>
+    </w:r>
+    <w:r>
+      <w:rPr>
+        <w:b/>
+      </w:rPr>
+      <w:t>ia</w:t>
+    </w:r>
+    <w:r>
+      <w:rPr>
+        <w:b/>
+      </w:rPr>
+      <w:t>n</w:t>
     </w:r>
     <w:r>
       <w:br/>
@@ -386,16 +404,6 @@
         <v:shape id="_x0000_s1025" type="#_x0000_t32" style="position:absolute;left:0;text-align:left;margin-left:-2.6pt;margin-top:2.45pt;width:500.75pt;height:0;z-index:251658240" o:connectortype="straight"/>
       </w:pict>
     </w:r>
-  </w:p>
-</w:hdr>
-</file>
-
-<file path=word/header3.xml><?xml version="1.0" encoding="utf-8"?>
-<w:hdr xmlns:wpc="http://schemas.microsoft.com/office/word/2010/wordprocessingCanvas" xmlns:cx="http://schemas.microsoft.com/office/drawing/2014/chartex" xmlns:cx1="http://schemas.microsoft.com/office/drawing/2015/9/8/chartex" xmlns:cx2="http://schemas.microsoft.com/office/drawing/2015/10/21/chartex" xmlns:cx3="http://schemas.microsoft.com/office/drawing/2016/5/9/chartex" xmlns:cx4="http://schemas.microsoft.com/office/drawing/2016/5/10/chartex" xmlns:cx5="http://schemas.microsoft.com/office/drawing/2016/5/11/chartex" xmlns:cx6="http://schemas.microsoft.com/office/drawing/2016/5/12/chartex" xmlns:cx7="http://schemas.microsoft.com/office/drawing/2016/5/13/chartex" xmlns:cx8="http://schemas.microsoft.com/office/drawing/2016/5/14/chartex" xmlns:mc="http://schemas.openxmlformats.org/markup-compatibility/2006" xmlns:aink="http://schemas.microsoft.com/office/drawing/2016/ink" xmlns:am3d="http://schemas.microsoft.com/office/drawing/2017/model3d" xmlns:o="urn:schemas-microsoft-com:office:office" xmlns:oel="http://schemas.microsoft.com/office/2019/extlst" xmlns:r="http://schemas.openxmlformats.org/officeDocument/2006/relationships" xmlns:m="http://schemas.openxmlformats.org/officeDocument/2006/math" xmlns:v="urn:schemas-microsoft-com:vml" xmlns:wp14="http://schemas.microsoft.com/office/word/2010/wordprocessingDrawing" xmlns:wp="http://schemas.openxmlformats.org/drawingml/2006/wordprocessingDrawing" xmlns:w10="urn:schemas-microsoft-com:office:word" xmlns:w="http://schemas.openxmlformats.org/wordprocessingml/2006/main" xmlns:w14="http://schemas.microsoft.com/office/word/2010/wordml" xmlns:w15="http://schemas.microsoft.com/office/word/2012/wordml" xmlns:w16cex="http://schemas.microsoft.com/office/word/2018/wordml/cex" xmlns:w16cid="http://schemas.microsoft.com/office/word/2016/wordml/cid" xmlns:w16="http://schemas.microsoft.com/office/word/2018/wordml" xmlns:w16du="http://schemas.microsoft.com/office/word/2023/wordml/word16du" xmlns:w16sdtdh="http://schemas.microsoft.com/office/word/2020/wordml/sdtdatahash" xmlns:w16sdtfl="http://schemas.microsoft.com/office/word/2024/wordml/sdtformatlock" xmlns:w16se="http://schemas.microsoft.com/office/word/2015/wordml/symex" xmlns:wpg="http://schemas.microsoft.com/office/word/2010/wordprocessingGroup" xmlns:wpi="http://schemas.microsoft.com/office/word/2010/wordprocessingInk" xmlns:wne="http://schemas.microsoft.com/office/word/2006/wordml" xmlns:wps="http://schemas.microsoft.com/office/word/2010/wordprocessingShape" mc:Ignorable="w14 w15 w16se w16cid w16 w16cex w16sdtdh w16sdtfl w16du wp14">
-  <w:p>
-    <w:pPr>
-      <w:pStyle w:val="Header"/>
-    </w:pPr>
   </w:p>
 </w:hdr>
 </file>
